--- a/business/bids/ETABLIX-Specimen-Diagnostic.docx
+++ b/business/bids/ETABLIX-Specimen-Diagnostic.docx
@@ -221,7 +221,7 @@
                 <w:sz w:val="18"/>
                 <w:szCs w:val="18"/>
               </w:rPr>
-              <w:t xml:space="preserve">SSD-2026-001</w:t>
+              <w:t xml:space="preserve">SSD-SPECIMEN-01</w:t>
             </w:r>
           </w:p>
         </w:tc>
@@ -327,7 +327,7 @@
                 <w:sz w:val="18"/>
                 <w:szCs w:val="18"/>
               </w:rPr>
-              <w:t xml:space="preserve">SYNTHETIC. Not a real project, client or contract.</w:t>
+              <w:t xml:space="preserve">SAMPLE. Synthetic project — not a real client, contract or scheme.</w:t>
             </w:r>
           </w:p>
         </w:tc>
@@ -461,7 +461,7 @@
                 <w:sz w:val="18"/>
                 <w:szCs w:val="18"/>
               </w:rPr>
-              <w:t xml:space="preserve">Produced</w:t>
+              <w:t xml:space="preserve">Basis</w:t>
             </w:r>
           </w:p>
         </w:tc>
@@ -469,58 +469,6 @@
           <w:tcPr>
             <w:tcW w:type="dxa" w:w="6000"/>
             <w:shd w:fill="F2EFE7" w:color="auto" w:val="clear"/>
-            <w:tcMar>
-              <w:top w:type="dxa" w:w="70"/>
-              <w:left w:type="dxa" w:w="110"/>
-              <w:bottom w:type="dxa" w:w="70"/>
-              <w:right w:type="dxa" w:w="110"/>
-            </w:tcMar>
-          </w:tcPr>
-          <w:p>
-            <w:pPr>
-              <w:spacing w:after="0" w:before="0" w:line="250"/>
-            </w:pPr>
-            <w:r>
-              <w:rPr>
-                <w:rFonts w:ascii="Arial" w:cs="Arial" w:eastAsia="Arial" w:hAnsi="Arial"/>
-                <w:color w:val="14181D"/>
-                <w:sz w:val="18"/>
-                <w:szCs w:val="18"/>
-              </w:rPr>
-              <w:t xml:space="preserve">7 September 2026</w:t>
-            </w:r>
-          </w:p>
-        </w:tc>
-      </w:tr>
-      <w:tr>
-        <w:tc>
-          <w:tcPr>
-            <w:tcW w:type="dxa" w:w="2300"/>
-            <w:tcMar>
-              <w:top w:type="dxa" w:w="70"/>
-              <w:left w:type="dxa" w:w="110"/>
-              <w:bottom w:type="dxa" w:w="70"/>
-              <w:right w:type="dxa" w:w="110"/>
-            </w:tcMar>
-          </w:tcPr>
-          <w:p>
-            <w:pPr>
-              <w:spacing w:after="0" w:before="0" w:line="250"/>
-            </w:pPr>
-            <w:r>
-              <w:rPr>
-                <w:rFonts w:ascii="Arial" w:cs="Arial" w:eastAsia="Arial" w:hAnsi="Arial"/>
-                <w:color w:val="14181D"/>
-                <w:sz w:val="18"/>
-                <w:szCs w:val="18"/>
-              </w:rPr>
-              <w:t xml:space="preserve">Basis</w:t>
-            </w:r>
-          </w:p>
-        </w:tc>
-        <w:tc>
-          <w:tcPr>
-            <w:tcW w:type="dxa" w:w="6000"/>
             <w:tcMar>
               <w:top w:type="dxa" w:w="70"/>
               <w:left w:type="dxa" w:w="110"/>
@@ -580,7 +528,7 @@
           <w:sz w:val="19"/>
           <w:szCs w:val="19"/>
         </w:rPr>
-        <w:t xml:space="preserve">Ridgeway Grid Connection is not a real project, client or contract. No figure, name or date in this report describes anything that exists. It was produced by running the diagnostic against the eight inputs a client is asked to supply, to establish whether the twelve advertised deliverables can in fact be generated from them. It is provided so that a reader can see the form and depth of the deliverable. A real client's report is never shown to a third party, anonymised or otherwise.</w:t>
+        <w:t xml:space="preserve">SAMPLE DOCUMENT. Ridgeway Grid Connection is not a real project, client or contract. No figure, name or date in this report describes anything that exists. It was produced by running the diagnostic against the eight inputs a client is asked to supply, to establish whether the twelve advertised deliverables can in fact be generated from them. It is provided so that a reader can see the form and depth of the deliverable. A real client's report is never shown to a third party, anonymised or otherwise.</w:t>
       </w:r>
     </w:p>
     <w:p>
@@ -14495,6 +14443,56 @@
 <file path=word/header1.xml><?xml version="1.0" encoding="utf-8"?>
 <w:hdr xmlns:wpc="http://schemas.microsoft.com/office/word/2010/wordprocessingCanvas" xmlns:mc="http://schemas.openxmlformats.org/markup-compatibility/2006" xmlns:o="urn:schemas-microsoft-com:office:office" xmlns:r="http://schemas.openxmlformats.org/officeDocument/2006/relationships" xmlns:m="http://schemas.openxmlformats.org/officeDocument/2006/math" xmlns:v="urn:schemas-microsoft-com:vml" xmlns:wp14="http://schemas.microsoft.com/office/word/2010/wordprocessingDrawing" xmlns:wp="http://schemas.openxmlformats.org/drawingml/2006/wordprocessingDrawing" xmlns:w10="urn:schemas-microsoft-com:office:word" xmlns:w="http://schemas.openxmlformats.org/wordprocessingml/2006/main" xmlns:w14="http://schemas.microsoft.com/office/word/2010/wordml" xmlns:w15="http://schemas.microsoft.com/office/word/2012/wordml" xmlns:wpg="http://schemas.microsoft.com/office/word/2010/wordprocessingGroup" xmlns:wpi="http://schemas.microsoft.com/office/word/2010/wordprocessingInk" xmlns:wne="http://schemas.microsoft.com/office/word/2006/wordml" xmlns:wps="http://schemas.microsoft.com/office/word/2010/wordprocessingShape" xmlns:cx="http://schemas.microsoft.com/office/drawing/2014/chartex" xmlns:cx1="http://schemas.microsoft.com/office/drawing/2015/9/8/chartex" xmlns:cx2="http://schemas.microsoft.com/office/drawing/2015/10/21/chartex" xmlns:cx3="http://schemas.microsoft.com/office/drawing/2016/5/9/chartex" xmlns:cx4="http://schemas.microsoft.com/office/drawing/2016/5/10/chartex" xmlns:cx5="http://schemas.microsoft.com/office/drawing/2016/5/11/chartex" xmlns:cx6="http://schemas.microsoft.com/office/drawing/2016/5/12/chartex" xmlns:cx7="http://schemas.microsoft.com/office/drawing/2016/5/13/chartex" xmlns:cx8="http://schemas.microsoft.com/office/drawing/2016/5/14/chartex" xmlns:w16cid="http://schemas.microsoft.com/office/word/2016/wordml/cid" xmlns:w16se="http://schemas.microsoft.com/office/word/2015/wordml/symex">
   <w:p>
+    <w:r>
+      <w:drawing>
+        <wp:anchor distT="0" distB="0" distL="0" distR="0" simplePos="0" allowOverlap="1" behindDoc="1" locked="0" layoutInCell="1" relativeHeight="8096250">
+          <wp:simplePos x="0" y="0"/>
+          <wp:positionH relativeFrom="page">
+            <wp:align>center</wp:align>
+          </wp:positionH>
+          <wp:positionV relativeFrom="page">
+            <wp:align>center</wp:align>
+          </wp:positionV>
+          <wp:extent cx="5715000" cy="8096250"/>
+          <wp:effectExtent t="0" r="0" b="0" l="0"/>
+          <wp:wrapNone/>
+          <wp:docPr id="1" name="" descr="" title=""/>
+          <wp:cNvGraphicFramePr>
+            <a:graphicFrameLocks xmlns:a="http://schemas.openxmlformats.org/drawingml/2006/main" noChangeAspect="1"/>
+          </wp:cNvGraphicFramePr>
+          <a:graphic xmlns:a="http://schemas.openxmlformats.org/drawingml/2006/main">
+            <a:graphicData uri="http://schemas.openxmlformats.org/drawingml/2006/picture">
+              <pic:pic xmlns:pic="http://schemas.openxmlformats.org/drawingml/2006/picture">
+                <pic:nvPicPr>
+                  <pic:cNvPr id="0" name="" descr=""/>
+                  <pic:cNvPicPr>
+                    <a:picLocks noChangeAspect="1" noChangeArrowheads="1"/>
+                  </pic:cNvPicPr>
+                </pic:nvPicPr>
+                <pic:blipFill>
+                  <a:blip r:embed="rId0" cstate="none"/>
+                  <a:srcRect/>
+                  <a:stretch>
+                    <a:fillRect/>
+                  </a:stretch>
+                </pic:blipFill>
+                <pic:spPr bwMode="auto">
+                  <a:xfrm>
+                    <a:off x="0" y="0"/>
+                    <a:ext cx="5715000" cy="8096250"/>
+                  </a:xfrm>
+                  <a:prstGeom prst="rect">
+                    <a:avLst/>
+                  </a:prstGeom>
+                </pic:spPr>
+              </pic:pic>
+            </a:graphicData>
+          </a:graphic>
+        </wp:anchor>
+      </w:drawing>
+    </w:r>
+  </w:p>
+  <w:p>
     <w:pPr>
       <w:pBdr>
         <w:bottom w:val="single" w:color="EFE6D2" w:sz="4" w:space="4"/>
@@ -14508,7 +14506,7 @@
         <w:sz w:val="14"/>
         <w:szCs w:val="14"/>
       </w:rPr>
-      <w:t xml:space="preserve">ETABLIX · Site Systems Diagnostic — specimen · Rev 1</w:t>
+      <w:t xml:space="preserve">ETABLIX · SAMPLE · Site Systems Diagnostic — specimen</w:t>
     </w:r>
   </w:p>
 </w:hdr>
